--- a/testakten/rentenberater-statusfeststellung-plattformkurier-essen/05_indizienmatrix_status.docx
+++ b/testakten/rentenberater-statusfeststellung-plattformkurier-essen/05_indizienmatrix_status.docx
@@ -4,57 +4,223 @@
   <w:body>
     <w:p>
       <w:pPr>
-        <w:pStyle w:val="Heading1"/>
-        <w:spacing w:after="160" w:line="259" w:lineRule="auto"/>
+        <w:spacing w:after="180"/>
       </w:pPr>
       <w:r>
         <w:rPr>
-          <w:rFonts w:ascii="Times New Roman" w:hAnsi="Times New Roman"/>
+          <w:rFonts w:ascii="Arial" w:hAnsi="Arial" w:eastAsia="Arial"/>
           <w:b/>
-          <w:sz w:val="28"/>
+          <w:color w:val="5C6569"/>
+          <w:sz w:val="16"/>
         </w:rPr>
-        <w:t>Indizienmatrix Status Selim Özkan</w:t>
+        <w:t>TATSACHEN- UND BEWEISMATRIX</w:t>
+      </w:r>
+    </w:p>
+    <w:tbl>
+      <w:tblPr>
+        <w:tblW w:type="auto" w:w="0"/>
+        <w:jc w:val="right"/>
+        <w:tblLayout w:type="fixed"/>
+        <w:tblLook w:firstColumn="1" w:firstRow="1" w:lastColumn="0" w:lastRow="0" w:noHBand="0" w:noVBand="1" w:val="04A0"/>
+      </w:tblPr>
+      <w:tblGrid>
+        <w:gridCol w:w="4720"/>
+        <w:gridCol w:w="4720"/>
+      </w:tblGrid>
+      <w:tr>
+        <w:tc>
+          <w:tcPr>
+            <w:tcW w:type="dxa" w:w="1757"/>
+          </w:tcPr>
+          <w:p>
+            <w:r>
+              <w:rPr>
+                <w:rFonts w:ascii="Arial" w:hAnsi="Arial" w:eastAsia="Arial"/>
+                <w:b/>
+                <w:color w:val="5C6569"/>
+                <w:sz w:val="16"/>
+              </w:rPr>
+              <w:t>Datum</w:t>
+            </w:r>
+          </w:p>
+        </w:tc>
+        <w:tc>
+          <w:tcPr>
+            <w:tcW w:type="dxa" w:w="2948"/>
+          </w:tcPr>
+          <w:p>
+            <w:r>
+              <w:rPr>
+                <w:rFonts w:ascii="Arial" w:hAnsi="Arial" w:eastAsia="Arial"/>
+                <w:b w:val="0"/>
+                <w:sz w:val="16"/>
+              </w:rPr>
+              <w:t>6. Juli 2026</w:t>
+            </w:r>
+          </w:p>
+        </w:tc>
+      </w:tr>
+      <w:tr>
+        <w:tc>
+          <w:tcPr>
+            <w:tcW w:type="dxa" w:w="1757"/>
+          </w:tcPr>
+          <w:p>
+            <w:r>
+              <w:rPr>
+                <w:rFonts w:ascii="Arial" w:hAnsi="Arial" w:eastAsia="Arial"/>
+                <w:b/>
+                <w:color w:val="5C6569"/>
+                <w:sz w:val="16"/>
+              </w:rPr>
+              <w:t>Aktenzeichen</w:t>
+            </w:r>
+          </w:p>
+        </w:tc>
+        <w:tc>
+          <w:tcPr>
+            <w:tcW w:type="dxa" w:w="2948"/>
+          </w:tcPr>
+          <w:p>
+            <w:r>
+              <w:rPr>
+                <w:rFonts w:ascii="Arial" w:hAnsi="Arial" w:eastAsia="Arial"/>
+                <w:b w:val="0"/>
+                <w:sz w:val="16"/>
+              </w:rPr>
+              <w:t>26-STA-088 / jk</w:t>
+            </w:r>
+          </w:p>
+        </w:tc>
+      </w:tr>
+      <w:tr>
+        <w:tc>
+          <w:tcPr>
+            <w:tcW w:type="dxa" w:w="1757"/>
+          </w:tcPr>
+          <w:p>
+            <w:r>
+              <w:rPr>
+                <w:rFonts w:ascii="Arial" w:hAnsi="Arial" w:eastAsia="Arial"/>
+                <w:b/>
+                <w:color w:val="5C6569"/>
+                <w:sz w:val="16"/>
+              </w:rPr>
+              <w:t>Bearbeitung</w:t>
+            </w:r>
+          </w:p>
+        </w:tc>
+        <w:tc>
+          <w:tcPr>
+            <w:tcW w:type="dxa" w:w="2948"/>
+          </w:tcPr>
+          <w:p>
+            <w:r>
+              <w:rPr>
+                <w:rFonts w:ascii="Arial" w:hAnsi="Arial" w:eastAsia="Arial"/>
+                <w:b w:val="0"/>
+                <w:sz w:val="16"/>
+              </w:rPr>
+              <w:t>Jan Kappes</w:t>
+            </w:r>
+          </w:p>
+        </w:tc>
+      </w:tr>
+    </w:tbl>
+    <w:p/>
+    <w:p>
+      <w:pPr>
+        <w:pStyle w:val="Title"/>
+      </w:pPr>
+      <w:r>
+        <w:rPr>
+          <w:rFonts w:ascii="Arial" w:hAnsi="Arial" w:eastAsia="Arial"/>
+          <w:b/>
+          <w:color w:val="173941"/>
+          <w:sz w:val="34"/>
+        </w:rPr>
+        <w:t>Statusprüfung Selim Özkan und Fallgruppen der Kurierfahrer</w:t>
+      </w:r>
+    </w:p>
+    <w:p>
+      <w:pPr>
+        <w:pStyle w:val="Heading1"/>
+      </w:pPr>
+      <w:r>
+        <w:t>1. Bewertungszeitraum</w:t>
+      </w:r>
+    </w:p>
+    <w:p>
+      <w:pPr>
+        <w:jc w:val="both"/>
+      </w:pPr>
+      <w:r>
+        <w:rPr>
+          <w:rFonts w:ascii="Arial" w:hAnsi="Arial" w:eastAsia="Arial"/>
+          <w:b w:val="0"/>
+          <w:sz w:val="21"/>
+        </w:rPr>
+        <w:t>Die tatsächliche Durchführung wird monatsweise geprüft. Bei Selim Özkan ist insbesondere zu klären, ob sich die Zusammenarbeit ab 14. Oktober 2025 durch die feste Laborroute verändert hat. Vertragswortlaut, technische App-Funktion und gelebte Disposition werden getrennt erfasst.</w:t>
+      </w:r>
+    </w:p>
+    <w:p>
+      <w:pPr>
+        <w:pStyle w:val="Heading1"/>
+      </w:pPr>
+      <w:r>
+        <w:t>2. Selim Özkan</w:t>
       </w:r>
     </w:p>
     <w:tbl>
       <w:tblPr>
         <w:tblStyle w:val="TableGrid"/>
         <w:tblW w:type="auto" w:w="0"/>
+        <w:jc w:val="center"/>
+        <w:tblLayout w:type="fixed"/>
         <w:tblLook w:firstColumn="1" w:firstRow="1" w:lastColumn="0" w:lastRow="0" w:noHBand="0" w:noVBand="1" w:val="04A0"/>
       </w:tblPr>
       <w:tblGrid>
-        <w:gridCol w:w="1814"/>
-        <w:gridCol w:w="1814"/>
-        <w:gridCol w:w="1814"/>
-        <w:gridCol w:w="1814"/>
-        <w:gridCol w:w="1814"/>
+        <w:gridCol w:w="1888"/>
+        <w:gridCol w:w="1888"/>
+        <w:gridCol w:w="1888"/>
+        <w:gridCol w:w="1888"/>
+        <w:gridCol w:w="1888"/>
       </w:tblGrid>
       <w:tr>
+        <w:trPr>
+          <w:tblHeader w:val="true"/>
+        </w:trPr>
         <w:tc>
           <w:tcPr>
-            <w:tcW w:type="dxa" w:w="1814"/>
+            <w:tcW w:type="dxa" w:w="1701"/>
+            <w:shd w:fill="E7EFF1"/>
+            <w:vAlign w:val="center"/>
           </w:tcPr>
           <w:p>
             <w:r>
               <w:rPr>
-                <w:rFonts w:ascii="Times New Roman" w:hAnsi="Times New Roman"/>
+                <w:rFonts w:ascii="Arial" w:hAnsi="Arial" w:eastAsia="Arial"/>
                 <w:b/>
-                <w:sz w:val="20"/>
+                <w:color w:val="173941"/>
+                <w:sz w:val="17"/>
               </w:rPr>
-              <w:t>Indiz</w:t>
+              <w:t>Merkmal</w:t>
             </w:r>
           </w:p>
         </w:tc>
         <w:tc>
           <w:tcPr>
-            <w:tcW w:type="dxa" w:w="1814"/>
+            <w:tcW w:type="dxa" w:w="2268"/>
+            <w:shd w:fill="E7EFF1"/>
+            <w:vAlign w:val="center"/>
           </w:tcPr>
           <w:p>
             <w:r>
               <w:rPr>
-                <w:rFonts w:ascii="Times New Roman" w:hAnsi="Times New Roman"/>
+                <w:rFonts w:ascii="Arial" w:hAnsi="Arial" w:eastAsia="Arial"/>
                 <w:b/>
-                <w:sz w:val="20"/>
+                <w:color w:val="173941"/>
+                <w:sz w:val="17"/>
               </w:rPr>
               <w:t>Material</w:t>
             </w:r>
@@ -62,46 +228,55 @@
         </w:tc>
         <w:tc>
           <w:tcPr>
-            <w:tcW w:type="dxa" w:w="1814"/>
+            <w:tcW w:type="dxa" w:w="2665"/>
+            <w:shd w:fill="E7EFF1"/>
+            <w:vAlign w:val="center"/>
           </w:tcPr>
           <w:p>
             <w:r>
               <w:rPr>
-                <w:rFonts w:ascii="Times New Roman" w:hAnsi="Times New Roman"/>
+                <w:rFonts w:ascii="Arial" w:hAnsi="Arial" w:eastAsia="Arial"/>
                 <w:b/>
-                <w:sz w:val="20"/>
+                <w:color w:val="173941"/>
+                <w:sz w:val="17"/>
               </w:rPr>
-              <w:t>Richtung Beschäftigung</w:t>
+              <w:t>Für Beschäftigung</w:t>
             </w:r>
           </w:p>
         </w:tc>
         <w:tc>
           <w:tcPr>
-            <w:tcW w:type="dxa" w:w="1814"/>
+            <w:tcW w:type="dxa" w:w="2665"/>
+            <w:shd w:fill="E7EFF1"/>
+            <w:vAlign w:val="center"/>
           </w:tcPr>
           <w:p>
             <w:r>
               <w:rPr>
-                <w:rFonts w:ascii="Times New Roman" w:hAnsi="Times New Roman"/>
+                <w:rFonts w:ascii="Arial" w:hAnsi="Arial" w:eastAsia="Arial"/>
                 <w:b/>
-                <w:sz w:val="20"/>
+                <w:color w:val="173941"/>
+                <w:sz w:val="17"/>
               </w:rPr>
-              <w:t>Richtung Selbständigkeit</w:t>
+              <w:t>Für Selbstständigkeit</w:t>
             </w:r>
           </w:p>
         </w:tc>
         <w:tc>
           <w:tcPr>
-            <w:tcW w:type="dxa" w:w="1814"/>
+            <w:tcW w:type="dxa" w:w="2381"/>
+            <w:shd w:fill="E7EFF1"/>
+            <w:vAlign w:val="center"/>
           </w:tcPr>
           <w:p>
             <w:r>
               <w:rPr>
-                <w:rFonts w:ascii="Times New Roman" w:hAnsi="Times New Roman"/>
+                <w:rFonts w:ascii="Arial" w:hAnsi="Arial" w:eastAsia="Arial"/>
                 <w:b/>
-                <w:sz w:val="20"/>
+                <w:color w:val="173941"/>
+                <w:sz w:val="17"/>
               </w:rPr>
-              <w:t>Offene Frage</w:t>
+              <w:t>Noch zu sichern</w:t>
             </w:r>
           </w:p>
         </w:tc>
@@ -109,13 +284,15 @@
       <w:tr>
         <w:tc>
           <w:tcPr>
-            <w:tcW w:type="dxa" w:w="1814"/>
+            <w:tcW w:type="dxa" w:w="1701"/>
+            <w:vAlign w:val="top"/>
           </w:tcPr>
           <w:p>
             <w:r>
               <w:rPr>
-                <w:rFonts w:ascii="Times New Roman" w:hAnsi="Times New Roman"/>
-                <w:sz w:val="20"/>
+                <w:rFonts w:ascii="Arial" w:hAnsi="Arial" w:eastAsia="Arial"/>
+                <w:b w:val="0"/>
+                <w:sz w:val="16"/>
               </w:rPr>
               <w:t>Tourenannahme</w:t>
             </w:r>
@@ -123,57 +300,65 @@
         </w:tc>
         <w:tc>
           <w:tcPr>
-            <w:tcW w:type="dxa" w:w="1814"/>
+            <w:tcW w:type="dxa" w:w="2268"/>
+            <w:vAlign w:val="top"/>
           </w:tcPr>
           <w:p>
             <w:r>
               <w:rPr>
-                <w:rFonts w:ascii="Times New Roman" w:hAnsi="Times New Roman"/>
-                <w:sz w:val="20"/>
+                <w:rFonts w:ascii="Arial" w:hAnsi="Arial" w:eastAsia="Arial"/>
+                <w:b w:val="0"/>
+                <w:sz w:val="16"/>
               </w:rPr>
-              <w:t>App-Logs</w:t>
+              <w:t>App-Logs und Rankingmail</w:t>
             </w:r>
           </w:p>
         </w:tc>
         <w:tc>
           <w:tcPr>
-            <w:tcW w:type="dxa" w:w="1814"/>
+            <w:tcW w:type="dxa" w:w="2665"/>
+            <w:vAlign w:val="top"/>
           </w:tcPr>
           <w:p>
             <w:r>
               <w:rPr>
-                <w:rFonts w:ascii="Times New Roman" w:hAnsi="Times New Roman"/>
-                <w:sz w:val="20"/>
+                <w:rFonts w:ascii="Arial" w:hAnsi="Arial" w:eastAsia="Arial"/>
+                <w:b w:val="0"/>
+                <w:sz w:val="16"/>
               </w:rPr>
-              <w:t>priorisierte Touren mit Rankingdruck</w:t>
+              <w:t>Prioritätsdruck und Antwortfenster</w:t>
             </w:r>
           </w:p>
         </w:tc>
         <w:tc>
           <w:tcPr>
-            <w:tcW w:type="dxa" w:w="1814"/>
+            <w:tcW w:type="dxa" w:w="2665"/>
+            <w:vAlign w:val="top"/>
           </w:tcPr>
           <w:p>
             <w:r>
               <w:rPr>
-                <w:rFonts w:ascii="Times New Roman" w:hAnsi="Times New Roman"/>
-                <w:sz w:val="20"/>
+                <w:rFonts w:ascii="Arial" w:hAnsi="Arial" w:eastAsia="Arial"/>
+                <w:b w:val="0"/>
+                <w:sz w:val="16"/>
               </w:rPr>
-              <w:t>Ablehnung technisch möglich</w:t>
+              <w:t>43 Ablehnungen dokumentiert</w:t>
             </w:r>
           </w:p>
         </w:tc>
         <w:tc>
           <w:tcPr>
-            <w:tcW w:type="dxa" w:w="1814"/>
+            <w:tcW w:type="dxa" w:w="2381"/>
+            <w:vAlign w:val="top"/>
           </w:tcPr>
           <w:p>
             <w:r>
               <w:rPr>
-                <w:rFonts w:ascii="Times New Roman" w:hAnsi="Times New Roman"/>
-                <w:sz w:val="20"/>
+                <w:rFonts w:ascii="Arial" w:hAnsi="Arial" w:eastAsia="Arial"/>
+                <w:b w:val="0"/>
+                <w:sz w:val="16"/>
               </w:rPr>
-              <w:t>Gab es faktische Sanktionen?</w:t>
+              <w:t>Folgen niedrigen Rankings</w:t>
             </w:r>
           </w:p>
         </w:tc>
@@ -181,13 +366,97 @@
       <w:tr>
         <w:tc>
           <w:tcPr>
-            <w:tcW w:type="dxa" w:w="1814"/>
+            <w:tcW w:type="dxa" w:w="1701"/>
+            <w:vAlign w:val="top"/>
           </w:tcPr>
           <w:p>
             <w:r>
               <w:rPr>
-                <w:rFonts w:ascii="Times New Roman" w:hAnsi="Times New Roman"/>
-                <w:sz w:val="20"/>
+                <w:rFonts w:ascii="Arial" w:hAnsi="Arial" w:eastAsia="Arial"/>
+                <w:b w:val="0"/>
+                <w:sz w:val="16"/>
+              </w:rPr>
+              <w:t>Zeit und Route</w:t>
+            </w:r>
+          </w:p>
+        </w:tc>
+        <w:tc>
+          <w:tcPr>
+            <w:tcW w:type="dxa" w:w="2268"/>
+            <w:vAlign w:val="top"/>
+          </w:tcPr>
+          <w:p>
+            <w:r>
+              <w:rPr>
+                <w:rFonts w:ascii="Arial" w:hAnsi="Arial" w:eastAsia="Arial"/>
+                <w:b w:val="0"/>
+                <w:sz w:val="16"/>
+              </w:rPr>
+              <w:t>Laborroute Nord</w:t>
+            </w:r>
+          </w:p>
+        </w:tc>
+        <w:tc>
+          <w:tcPr>
+            <w:tcW w:type="dxa" w:w="2665"/>
+            <w:vAlign w:val="top"/>
+          </w:tcPr>
+          <w:p>
+            <w:r>
+              <w:rPr>
+                <w:rFonts w:ascii="Arial" w:hAnsi="Arial" w:eastAsia="Arial"/>
+                <w:b w:val="0"/>
+                <w:sz w:val="16"/>
+              </w:rPr>
+              <w:t>wiederkehrende Montage und Donnerstage</w:t>
+            </w:r>
+          </w:p>
+        </w:tc>
+        <w:tc>
+          <w:tcPr>
+            <w:tcW w:type="dxa" w:w="2665"/>
+            <w:vAlign w:val="top"/>
+          </w:tcPr>
+          <w:p>
+            <w:r>
+              <w:rPr>
+                <w:rFonts w:ascii="Arial" w:hAnsi="Arial" w:eastAsia="Arial"/>
+                <w:b w:val="0"/>
+                <w:sz w:val="16"/>
+              </w:rPr>
+              <w:t>keine allgemeine Mindeststundenzahl</w:t>
+            </w:r>
+          </w:p>
+        </w:tc>
+        <w:tc>
+          <w:tcPr>
+            <w:tcW w:type="dxa" w:w="2381"/>
+            <w:vAlign w:val="top"/>
+          </w:tcPr>
+          <w:p>
+            <w:r>
+              <w:rPr>
+                <w:rFonts w:ascii="Arial" w:hAnsi="Arial" w:eastAsia="Arial"/>
+                <w:b w:val="0"/>
+                <w:sz w:val="16"/>
+              </w:rPr>
+              <w:t>vollständige Route ab 14.10.2025</w:t>
+            </w:r>
+          </w:p>
+        </w:tc>
+      </w:tr>
+      <w:tr>
+        <w:tc>
+          <w:tcPr>
+            <w:tcW w:type="dxa" w:w="1701"/>
+            <w:vAlign w:val="top"/>
+          </w:tcPr>
+          <w:p>
+            <w:r>
+              <w:rPr>
+                <w:rFonts w:ascii="Arial" w:hAnsi="Arial" w:eastAsia="Arial"/>
+                <w:b w:val="0"/>
+                <w:sz w:val="16"/>
               </w:rPr>
               <w:t>Betriebsmittel</w:t>
             </w:r>
@@ -195,27 +464,31 @@
         </w:tc>
         <w:tc>
           <w:tcPr>
-            <w:tcW w:type="dxa" w:w="1814"/>
+            <w:tcW w:type="dxa" w:w="2268"/>
+            <w:vAlign w:val="top"/>
           </w:tcPr>
           <w:p>
             <w:r>
               <w:rPr>
-                <w:rFonts w:ascii="Times New Roman" w:hAnsi="Times New Roman"/>
-                <w:sz w:val="20"/>
+                <w:rFonts w:ascii="Arial" w:hAnsi="Arial" w:eastAsia="Arial"/>
+                <w:b w:val="0"/>
+                <w:sz w:val="16"/>
               </w:rPr>
-              <w:t>Vertrag, Fotos</w:t>
+              <w:t>Fotos und Rechnungen</w:t>
             </w:r>
           </w:p>
         </w:tc>
         <w:tc>
           <w:tcPr>
-            <w:tcW w:type="dxa" w:w="1814"/>
+            <w:tcW w:type="dxa" w:w="2665"/>
+            <w:vAlign w:val="top"/>
           </w:tcPr>
           <w:p>
             <w:r>
               <w:rPr>
-                <w:rFonts w:ascii="Times New Roman" w:hAnsi="Times New Roman"/>
-                <w:sz w:val="20"/>
+                <w:rFonts w:ascii="Arial" w:hAnsi="Arial" w:eastAsia="Arial"/>
+                <w:b w:val="0"/>
+                <w:sz w:val="16"/>
               </w:rPr>
               <w:t>Thermobox mit Logo gestellt</w:t>
             </w:r>
@@ -223,29 +496,33 @@
         </w:tc>
         <w:tc>
           <w:tcPr>
-            <w:tcW w:type="dxa" w:w="1814"/>
+            <w:tcW w:type="dxa" w:w="2665"/>
+            <w:vAlign w:val="top"/>
           </w:tcPr>
           <w:p>
             <w:r>
               <w:rPr>
-                <w:rFonts w:ascii="Times New Roman" w:hAnsi="Times New Roman"/>
-                <w:sz w:val="20"/>
+                <w:rFonts w:ascii="Arial" w:hAnsi="Arial" w:eastAsia="Arial"/>
+                <w:b w:val="0"/>
+                <w:sz w:val="16"/>
               </w:rPr>
-              <w:t>eigenes E-Bike, eigenes Telefon</w:t>
+              <w:t>eigenes E-Bike und Telefon</w:t>
             </w:r>
           </w:p>
         </w:tc>
         <w:tc>
           <w:tcPr>
-            <w:tcW w:type="dxa" w:w="1814"/>
+            <w:tcW w:type="dxa" w:w="2381"/>
+            <w:vAlign w:val="top"/>
           </w:tcPr>
           <w:p>
             <w:r>
               <w:rPr>
-                <w:rFonts w:ascii="Times New Roman" w:hAnsi="Times New Roman"/>
-                <w:sz w:val="20"/>
+                <w:rFonts w:ascii="Arial" w:hAnsi="Arial" w:eastAsia="Arial"/>
+                <w:b w:val="0"/>
+                <w:sz w:val="16"/>
               </w:rPr>
-              <w:t>Wurde Kleidung vorgeschrieben?</w:t>
+              <w:t>Reparaturrechnungen</w:t>
             </w:r>
           </w:p>
         </w:tc>
@@ -253,13 +530,15 @@
       <w:tr>
         <w:tc>
           <w:tcPr>
-            <w:tcW w:type="dxa" w:w="1814"/>
+            <w:tcW w:type="dxa" w:w="1701"/>
+            <w:vAlign w:val="top"/>
           </w:tcPr>
           <w:p>
             <w:r>
               <w:rPr>
-                <w:rFonts w:ascii="Times New Roman" w:hAnsi="Times New Roman"/>
-                <w:sz w:val="20"/>
+                <w:rFonts w:ascii="Arial" w:hAnsi="Arial" w:eastAsia="Arial"/>
+                <w:b w:val="0"/>
+                <w:sz w:val="16"/>
               </w:rPr>
               <w:t>Vertretung</w:t>
             </w:r>
@@ -267,57 +546,65 @@
         </w:tc>
         <w:tc>
           <w:tcPr>
-            <w:tcW w:type="dxa" w:w="1814"/>
+            <w:tcW w:type="dxa" w:w="2268"/>
+            <w:vAlign w:val="top"/>
           </w:tcPr>
           <w:p>
             <w:r>
               <w:rPr>
-                <w:rFonts w:ascii="Times New Roman" w:hAnsi="Times New Roman"/>
-                <w:sz w:val="20"/>
+                <w:rFonts w:ascii="Arial" w:hAnsi="Arial" w:eastAsia="Arial"/>
+                <w:b w:val="0"/>
+                <w:sz w:val="16"/>
               </w:rPr>
-              <w:t>Chat 18.12.2025</w:t>
+              <w:t>Chats 18.12., 09.01., 28.02.</w:t>
             </w:r>
           </w:p>
         </w:tc>
         <w:tc>
           <w:tcPr>
-            <w:tcW w:type="dxa" w:w="1814"/>
+            <w:tcW w:type="dxa" w:w="2665"/>
+            <w:vAlign w:val="top"/>
           </w:tcPr>
           <w:p>
             <w:r>
               <w:rPr>
-                <w:rFonts w:ascii="Times New Roman" w:hAnsi="Times New Roman"/>
-                <w:sz w:val="20"/>
+                <w:rFonts w:ascii="Arial" w:hAnsi="Arial" w:eastAsia="Arial"/>
+                <w:b w:val="0"/>
+                <w:sz w:val="16"/>
               </w:rPr>
-              <w:t>vorherige Freigabe durch Dispo</w:t>
+              <w:t>Benennung und Ausweiskontrolle</w:t>
             </w:r>
           </w:p>
         </w:tc>
         <w:tc>
           <w:tcPr>
-            <w:tcW w:type="dxa" w:w="1814"/>
+            <w:tcW w:type="dxa" w:w="2665"/>
+            <w:vAlign w:val="top"/>
           </w:tcPr>
           <w:p>
             <w:r>
               <w:rPr>
-                <w:rFonts w:ascii="Times New Roman" w:hAnsi="Times New Roman"/>
-                <w:sz w:val="20"/>
+                <w:rFonts w:ascii="Arial" w:hAnsi="Arial" w:eastAsia="Arial"/>
+                <w:b w:val="0"/>
+                <w:sz w:val="16"/>
               </w:rPr>
-              <w:t>Vertretung tatsächlich genutzt</w:t>
+              <w:t>drei tatsächliche Vertretungen</w:t>
             </w:r>
           </w:p>
         </w:tc>
         <w:tc>
           <w:tcPr>
-            <w:tcW w:type="dxa" w:w="1814"/>
+            <w:tcW w:type="dxa" w:w="2381"/>
+            <w:vAlign w:val="top"/>
           </w:tcPr>
           <w:p>
             <w:r>
               <w:rPr>
-                <w:rFonts w:ascii="Times New Roman" w:hAnsi="Times New Roman"/>
-                <w:sz w:val="20"/>
+                <w:rFonts w:ascii="Arial" w:hAnsi="Arial" w:eastAsia="Arial"/>
+                <w:b w:val="0"/>
+                <w:sz w:val="16"/>
               </w:rPr>
-              <w:t>Vergütete Selim den Vertreter?</w:t>
+              <w:t>Zahlung an Emre Yildiz</w:t>
             </w:r>
           </w:p>
         </w:tc>
@@ -325,13 +612,15 @@
       <w:tr>
         <w:tc>
           <w:tcPr>
-            <w:tcW w:type="dxa" w:w="1814"/>
+            <w:tcW w:type="dxa" w:w="1701"/>
+            <w:vAlign w:val="top"/>
           </w:tcPr>
           <w:p>
             <w:r>
               <w:rPr>
-                <w:rFonts w:ascii="Times New Roman" w:hAnsi="Times New Roman"/>
-                <w:sz w:val="20"/>
+                <w:rFonts w:ascii="Arial" w:hAnsi="Arial" w:eastAsia="Arial"/>
+                <w:b w:val="0"/>
+                <w:sz w:val="16"/>
               </w:rPr>
               <w:t>Vergütung</w:t>
             </w:r>
@@ -339,13 +628,15 @@
         </w:tc>
         <w:tc>
           <w:tcPr>
-            <w:tcW w:type="dxa" w:w="1814"/>
+            <w:tcW w:type="dxa" w:w="2268"/>
+            <w:vAlign w:val="top"/>
           </w:tcPr>
           <w:p>
             <w:r>
               <w:rPr>
-                <w:rFonts w:ascii="Times New Roman" w:hAnsi="Times New Roman"/>
-                <w:sz w:val="20"/>
+                <w:rFonts w:ascii="Arial" w:hAnsi="Arial" w:eastAsia="Arial"/>
+                <w:b w:val="0"/>
+                <w:sz w:val="16"/>
               </w:rPr>
               <w:t>Gutschriften</w:t>
             </w:r>
@@ -353,43 +644,49 @@
         </w:tc>
         <w:tc>
           <w:tcPr>
-            <w:tcW w:type="dxa" w:w="1814"/>
+            <w:tcW w:type="dxa" w:w="2665"/>
+            <w:vAlign w:val="top"/>
           </w:tcPr>
           <w:p>
             <w:r>
               <w:rPr>
-                <w:rFonts w:ascii="Times New Roman" w:hAnsi="Times New Roman"/>
-                <w:sz w:val="20"/>
+                <w:rFonts w:ascii="Arial" w:hAnsi="Arial" w:eastAsia="Arial"/>
+                <w:b w:val="0"/>
+                <w:sz w:val="16"/>
               </w:rPr>
-              <w:t>keine Preisverhandlung je Kunde</w:t>
+              <w:t>vorgegebene Tourensätze</w:t>
             </w:r>
           </w:p>
         </w:tc>
         <w:tc>
           <w:tcPr>
-            <w:tcW w:type="dxa" w:w="1814"/>
+            <w:tcW w:type="dxa" w:w="2665"/>
+            <w:vAlign w:val="top"/>
           </w:tcPr>
           <w:p>
             <w:r>
               <w:rPr>
-                <w:rFonts w:ascii="Times New Roman" w:hAnsi="Times New Roman"/>
-                <w:sz w:val="20"/>
+                <w:rFonts w:ascii="Arial" w:hAnsi="Arial" w:eastAsia="Arial"/>
+                <w:b w:val="0"/>
+                <w:sz w:val="16"/>
               </w:rPr>
-              <w:t>tourbezogen, keine Stundenvergütung</w:t>
+              <w:t>Touren- statt Stundenvergütung</w:t>
             </w:r>
           </w:p>
         </w:tc>
         <w:tc>
           <w:tcPr>
-            <w:tcW w:type="dxa" w:w="1814"/>
+            <w:tcW w:type="dxa" w:w="2381"/>
+            <w:vAlign w:val="top"/>
           </w:tcPr>
           <w:p>
             <w:r>
               <w:rPr>
-                <w:rFonts w:ascii="Times New Roman" w:hAnsi="Times New Roman"/>
-                <w:sz w:val="20"/>
+                <w:rFonts w:ascii="Arial" w:hAnsi="Arial" w:eastAsia="Arial"/>
+                <w:b w:val="0"/>
+                <w:sz w:val="16"/>
               </w:rPr>
-              <w:t>Eigenes Ausfallrisiko wie hoch?</w:t>
+              <w:t>Ausfall- und Fehlfahrtrisiko</w:t>
             </w:r>
           </w:p>
         </w:tc>
@@ -397,71 +694,81 @@
       <w:tr>
         <w:tc>
           <w:tcPr>
-            <w:tcW w:type="dxa" w:w="1814"/>
+            <w:tcW w:type="dxa" w:w="1701"/>
+            <w:vAlign w:val="top"/>
           </w:tcPr>
           <w:p>
             <w:r>
               <w:rPr>
-                <w:rFonts w:ascii="Times New Roman" w:hAnsi="Times New Roman"/>
-                <w:sz w:val="20"/>
+                <w:rFonts w:ascii="Arial" w:hAnsi="Arial" w:eastAsia="Arial"/>
+                <w:b w:val="0"/>
+                <w:sz w:val="16"/>
               </w:rPr>
-              <w:t>Eingliederung</w:t>
+              <w:t>Außenauftritt</w:t>
             </w:r>
           </w:p>
         </w:tc>
         <w:tc>
           <w:tcPr>
-            <w:tcW w:type="dxa" w:w="1814"/>
+            <w:tcW w:type="dxa" w:w="2268"/>
+            <w:vAlign w:val="top"/>
           </w:tcPr>
           <w:p>
             <w:r>
               <w:rPr>
-                <w:rFonts w:ascii="Times New Roman" w:hAnsi="Times New Roman"/>
-                <w:sz w:val="20"/>
+                <w:rFonts w:ascii="Arial" w:hAnsi="Arial" w:eastAsia="Arial"/>
+                <w:b w:val="0"/>
+                <w:sz w:val="16"/>
               </w:rPr>
-              <w:t>Laborroute Nord</w:t>
+              <w:t>Gewerbeanmeldung</w:t>
             </w:r>
           </w:p>
         </w:tc>
         <w:tc>
           <w:tcPr>
-            <w:tcW w:type="dxa" w:w="1814"/>
+            <w:tcW w:type="dxa" w:w="2665"/>
+            <w:vAlign w:val="top"/>
           </w:tcPr>
           <w:p>
             <w:r>
               <w:rPr>
-                <w:rFonts w:ascii="Times New Roman" w:hAnsi="Times New Roman"/>
-                <w:sz w:val="20"/>
+                <w:rFonts w:ascii="Arial" w:hAnsi="Arial" w:eastAsia="Arial"/>
+                <w:b w:val="0"/>
+                <w:sz w:val="16"/>
               </w:rPr>
-              <w:t>feste Kundenroute über Monate</w:t>
+              <w:t>kaum eigene Werbung</w:t>
             </w:r>
           </w:p>
         </w:tc>
         <w:tc>
           <w:tcPr>
-            <w:tcW w:type="dxa" w:w="1814"/>
+            <w:tcW w:type="dxa" w:w="2665"/>
+            <w:vAlign w:val="top"/>
           </w:tcPr>
           <w:p>
             <w:r>
               <w:rPr>
-                <w:rFonts w:ascii="Times New Roman" w:hAnsi="Times New Roman"/>
-                <w:sz w:val="20"/>
+                <w:rFonts w:ascii="Arial" w:hAnsi="Arial" w:eastAsia="Arial"/>
+                <w:b w:val="0"/>
+                <w:sz w:val="16"/>
               </w:rPr>
-              <w:t>keine Mindeststunden im Vertrag</w:t>
+              <w:t>weitere Auftraggeber 2025</w:t>
             </w:r>
           </w:p>
         </w:tc>
         <w:tc>
           <w:tcPr>
-            <w:tcW w:type="dxa" w:w="1814"/>
+            <w:tcW w:type="dxa" w:w="2381"/>
+            <w:vAlign w:val="top"/>
           </w:tcPr>
           <w:p>
             <w:r>
               <w:rPr>
-                <w:rFonts w:ascii="Times New Roman" w:hAnsi="Times New Roman"/>
-                <w:sz w:val="20"/>
+                <w:rFonts w:ascii="Arial" w:hAnsi="Arial" w:eastAsia="Arial"/>
+                <w:b w:val="0"/>
+                <w:sz w:val="16"/>
               </w:rPr>
-              <w:t>Handschriftlicher Zusatz verbindlich?</w:t>
+              <w:t>Rechnungen Labor Oberhausen</w:t>
             </w:r>
           </w:p>
         </w:tc>
@@ -469,71 +776,182 @@
       <w:tr>
         <w:tc>
           <w:tcPr>
-            <w:tcW w:type="dxa" w:w="1814"/>
+            <w:tcW w:type="dxa" w:w="1701"/>
+            <w:vAlign w:val="top"/>
           </w:tcPr>
           <w:p>
             <w:r>
               <w:rPr>
-                <w:rFonts w:ascii="Times New Roman" w:hAnsi="Times New Roman"/>
-                <w:sz w:val="20"/>
+                <w:rFonts w:ascii="Arial" w:hAnsi="Arial" w:eastAsia="Arial"/>
+                <w:b w:val="0"/>
+                <w:sz w:val="16"/>
               </w:rPr>
-              <w:t>Unternehmerisches Auftreten</w:t>
+              <w:t>Kontrolle</w:t>
             </w:r>
           </w:p>
         </w:tc>
         <w:tc>
           <w:tcPr>
-            <w:tcW w:type="dxa" w:w="1814"/>
+            <w:tcW w:type="dxa" w:w="2268"/>
+            <w:vAlign w:val="top"/>
           </w:tcPr>
           <w:p>
             <w:r>
               <w:rPr>
-                <w:rFonts w:ascii="Times New Roman" w:hAnsi="Times New Roman"/>
-                <w:sz w:val="20"/>
+                <w:rFonts w:ascii="Arial" w:hAnsi="Arial" w:eastAsia="Arial"/>
+                <w:b w:val="0"/>
+                <w:sz w:val="16"/>
               </w:rPr>
-              <w:t>Instagram, Visitenkarte fehlt</w:t>
+              <w:t>Beschwerdeprotokolle</w:t>
             </w:r>
           </w:p>
         </w:tc>
         <w:tc>
           <w:tcPr>
-            <w:tcW w:type="dxa" w:w="1814"/>
+            <w:tcW w:type="dxa" w:w="2665"/>
+            <w:vAlign w:val="top"/>
           </w:tcPr>
           <w:p>
             <w:r>
               <w:rPr>
-                <w:rFonts w:ascii="Times New Roman" w:hAnsi="Times New Roman"/>
-                <w:sz w:val="20"/>
+                <w:rFonts w:ascii="Arial" w:hAnsi="Arial" w:eastAsia="Arial"/>
+                <w:b w:val="0"/>
+                <w:sz w:val="16"/>
               </w:rPr>
-              <w:t>kaum Außenauftritt</w:t>
+              <w:t>zentrale Kundenkommunikation</w:t>
             </w:r>
           </w:p>
         </w:tc>
         <w:tc>
           <w:tcPr>
-            <w:tcW w:type="dxa" w:w="1814"/>
+            <w:tcW w:type="dxa" w:w="2665"/>
+            <w:vAlign w:val="top"/>
           </w:tcPr>
           <w:p>
             <w:r>
               <w:rPr>
-                <w:rFonts w:ascii="Times New Roman" w:hAnsi="Times New Roman"/>
-                <w:sz w:val="20"/>
+                <w:rFonts w:ascii="Arial" w:hAnsi="Arial" w:eastAsia="Arial"/>
+                <w:b w:val="0"/>
+                <w:sz w:val="16"/>
               </w:rPr>
-              <w:t>eigene Reparaturkosten</w:t>
+              <w:t>sachbezogene Hygienevorgaben</w:t>
             </w:r>
           </w:p>
         </w:tc>
         <w:tc>
           <w:tcPr>
-            <w:tcW w:type="dxa" w:w="1814"/>
+            <w:tcW w:type="dxa" w:w="2381"/>
+            <w:vAlign w:val="top"/>
           </w:tcPr>
           <w:p>
             <w:r>
               <w:rPr>
-                <w:rFonts w:ascii="Times New Roman" w:hAnsi="Times New Roman"/>
-                <w:sz w:val="20"/>
+                <w:rFonts w:ascii="Arial" w:hAnsi="Arial" w:eastAsia="Arial"/>
+                <w:b w:val="0"/>
+                <w:sz w:val="16"/>
               </w:rPr>
-              <w:t>Weitere Auftraggeber nachweisen</w:t>
+              <w:t>konkrete Sanktionen</w:t>
+            </w:r>
+          </w:p>
+        </w:tc>
+      </w:tr>
+    </w:tbl>
+    <w:p/>
+    <w:p>
+      <w:pPr>
+        <w:pStyle w:val="Heading1"/>
+      </w:pPr>
+      <w:r>
+        <w:t>3. Vergleichsgruppen</w:t>
+      </w:r>
+    </w:p>
+    <w:tbl>
+      <w:tblPr>
+        <w:tblStyle w:val="TableGrid"/>
+        <w:tblW w:type="auto" w:w="0"/>
+        <w:jc w:val="center"/>
+        <w:tblLayout w:type="fixed"/>
+        <w:tblLook w:firstColumn="1" w:firstRow="1" w:lastColumn="0" w:lastRow="0" w:noHBand="0" w:noVBand="1" w:val="04A0"/>
+      </w:tblPr>
+      <w:tblGrid>
+        <w:gridCol w:w="2360"/>
+        <w:gridCol w:w="2360"/>
+        <w:gridCol w:w="2360"/>
+        <w:gridCol w:w="2360"/>
+      </w:tblGrid>
+      <w:tr>
+        <w:trPr>
+          <w:tblHeader w:val="true"/>
+        </w:trPr>
+        <w:tc>
+          <w:tcPr>
+            <w:tcW w:type="dxa" w:w="2324"/>
+            <w:shd w:fill="E7EFF1"/>
+            <w:vAlign w:val="center"/>
+          </w:tcPr>
+          <w:p>
+            <w:r>
+              <w:rPr>
+                <w:rFonts w:ascii="Arial" w:hAnsi="Arial" w:eastAsia="Arial"/>
+                <w:b/>
+                <w:color w:val="173941"/>
+                <w:sz w:val="17"/>
+              </w:rPr>
+              <w:t>Gruppe</w:t>
+            </w:r>
+          </w:p>
+        </w:tc>
+        <w:tc>
+          <w:tcPr>
+            <w:tcW w:type="dxa" w:w="2268"/>
+            <w:shd w:fill="E7EFF1"/>
+            <w:vAlign w:val="center"/>
+          </w:tcPr>
+          <w:p>
+            <w:r>
+              <w:rPr>
+                <w:rFonts w:ascii="Arial" w:hAnsi="Arial" w:eastAsia="Arial"/>
+                <w:b/>
+                <w:color w:val="173941"/>
+                <w:sz w:val="17"/>
+              </w:rPr>
+              <w:t>Personen</w:t>
+            </w:r>
+          </w:p>
+        </w:tc>
+        <w:tc>
+          <w:tcPr>
+            <w:tcW w:type="dxa" w:w="3061"/>
+            <w:shd w:fill="E7EFF1"/>
+            <w:vAlign w:val="center"/>
+          </w:tcPr>
+          <w:p>
+            <w:r>
+              <w:rPr>
+                <w:rFonts w:ascii="Arial" w:hAnsi="Arial" w:eastAsia="Arial"/>
+                <w:b/>
+                <w:color w:val="173941"/>
+                <w:sz w:val="17"/>
+              </w:rPr>
+              <w:t>Kennzeichen</w:t>
+            </w:r>
+          </w:p>
+        </w:tc>
+        <w:tc>
+          <w:tcPr>
+            <w:tcW w:type="dxa" w:w="3969"/>
+            <w:shd w:fill="E7EFF1"/>
+            <w:vAlign w:val="center"/>
+          </w:tcPr>
+          <w:p>
+            <w:r>
+              <w:rPr>
+                <w:rFonts w:ascii="Arial" w:hAnsi="Arial" w:eastAsia="Arial"/>
+                <w:b/>
+                <w:color w:val="173941"/>
+                <w:sz w:val="17"/>
+              </w:rPr>
+              <w:t>Belegbedarf</w:t>
             </w:r>
           </w:p>
         </w:tc>
@@ -541,90 +959,343 @@
       <w:tr>
         <w:tc>
           <w:tcPr>
-            <w:tcW w:type="dxa" w:w="1814"/>
+            <w:tcW w:type="dxa" w:w="2324"/>
+            <w:vAlign w:val="top"/>
           </w:tcPr>
           <w:p>
             <w:r>
               <w:rPr>
-                <w:rFonts w:ascii="Times New Roman" w:hAnsi="Times New Roman"/>
-                <w:sz w:val="20"/>
+                <w:rFonts w:ascii="Arial" w:hAnsi="Arial" w:eastAsia="Arial"/>
+                <w:b w:val="0"/>
+                <w:sz w:val="16"/>
               </w:rPr>
-              <w:t>Weisungen</w:t>
+              <w:t>Gelegenheitsfahrer</w:t>
             </w:r>
           </w:p>
         </w:tc>
         <w:tc>
           <w:tcPr>
-            <w:tcW w:type="dxa" w:w="1814"/>
+            <w:tcW w:type="dxa" w:w="2268"/>
+            <w:vAlign w:val="top"/>
           </w:tcPr>
           <w:p>
             <w:r>
               <w:rPr>
-                <w:rFonts w:ascii="Times New Roman" w:hAnsi="Times New Roman"/>
-                <w:sz w:val="20"/>
+                <w:rFonts w:ascii="Arial" w:hAnsi="Arial" w:eastAsia="Arial"/>
+                <w:b w:val="0"/>
+                <w:sz w:val="16"/>
               </w:rPr>
-              <w:t>Chatprotokolle</w:t>
+              <w:t>Jana Rüther und vier weitere</w:t>
             </w:r>
           </w:p>
         </w:tc>
         <w:tc>
           <w:tcPr>
-            <w:tcW w:type="dxa" w:w="1814"/>
+            <w:tcW w:type="dxa" w:w="3061"/>
+            <w:vAlign w:val="top"/>
           </w:tcPr>
           <w:p>
             <w:r>
               <w:rPr>
-                <w:rFonts w:ascii="Times New Roman" w:hAnsi="Times New Roman"/>
-                <w:sz w:val="20"/>
+                <w:rFonts w:ascii="Arial" w:hAnsi="Arial" w:eastAsia="Arial"/>
+                <w:b w:val="0"/>
+                <w:sz w:val="16"/>
               </w:rPr>
-              <w:t>Zeitfenster, Rückmeldung, Hygiene</w:t>
+              <w:t>weniger als 20 Touren monatlich, anderweitige Haupttätigkeit</w:t>
             </w:r>
           </w:p>
         </w:tc>
         <w:tc>
           <w:tcPr>
-            <w:tcW w:type="dxa" w:w="1814"/>
+            <w:tcW w:type="dxa" w:w="3969"/>
+            <w:vAlign w:val="top"/>
           </w:tcPr>
           <w:p>
             <w:r>
               <w:rPr>
-                <w:rFonts w:ascii="Times New Roman" w:hAnsi="Times New Roman"/>
-                <w:sz w:val="20"/>
+                <w:rFonts w:ascii="Arial" w:hAnsi="Arial" w:eastAsia="Arial"/>
+                <w:b w:val="0"/>
+                <w:sz w:val="16"/>
               </w:rPr>
-              <w:t>sachbezogene Kundenvorgaben</w:t>
+              <w:t>Monatslisten und Arbeitsverträge Haupttätigkeit</w:t>
+            </w:r>
+          </w:p>
+        </w:tc>
+      </w:tr>
+      <w:tr>
+        <w:tc>
+          <w:tcPr>
+            <w:tcW w:type="dxa" w:w="2324"/>
+            <w:vAlign w:val="top"/>
+          </w:tcPr>
+          <w:p>
+            <w:r>
+              <w:rPr>
+                <w:rFonts w:ascii="Arial" w:hAnsi="Arial" w:eastAsia="Arial"/>
+                <w:b w:val="0"/>
+                <w:sz w:val="16"/>
+              </w:rPr>
+              <w:t>Mehr-Auftraggeber</w:t>
             </w:r>
           </w:p>
         </w:tc>
         <w:tc>
           <w:tcPr>
-            <w:tcW w:type="dxa" w:w="1814"/>
+            <w:tcW w:type="dxa" w:w="2268"/>
+            <w:vAlign w:val="top"/>
           </w:tcPr>
           <w:p>
             <w:r>
               <w:rPr>
-                <w:rFonts w:ascii="Times New Roman" w:hAnsi="Times New Roman"/>
-                <w:sz w:val="20"/>
+                <w:rFonts w:ascii="Arial" w:hAnsi="Arial" w:eastAsia="Arial"/>
+                <w:b w:val="0"/>
+                <w:sz w:val="16"/>
               </w:rPr>
-              <w:t>Ton und Verbindlichkeit auswerten</w:t>
+              <w:t>Pavel Kowalenko und drei weitere</w:t>
+            </w:r>
+          </w:p>
+        </w:tc>
+        <w:tc>
+          <w:tcPr>
+            <w:tcW w:type="dxa" w:w="3061"/>
+            <w:vAlign w:val="top"/>
+          </w:tcPr>
+          <w:p>
+            <w:r>
+              <w:rPr>
+                <w:rFonts w:ascii="Arial" w:hAnsi="Arial" w:eastAsia="Arial"/>
+                <w:b w:val="0"/>
+                <w:sz w:val="16"/>
+              </w:rPr>
+              <w:t>eigener Kundenstamm und eigene Werbung</w:t>
+            </w:r>
+          </w:p>
+        </w:tc>
+        <w:tc>
+          <w:tcPr>
+            <w:tcW w:type="dxa" w:w="3969"/>
+            <w:vAlign w:val="top"/>
+          </w:tcPr>
+          <w:p>
+            <w:r>
+              <w:rPr>
+                <w:rFonts w:ascii="Arial" w:hAnsi="Arial" w:eastAsia="Arial"/>
+                <w:b w:val="0"/>
+                <w:sz w:val="16"/>
+              </w:rPr>
+              <w:t>Rechnungen, Website, Betriebsmittel</w:t>
+            </w:r>
+          </w:p>
+        </w:tc>
+      </w:tr>
+      <w:tr>
+        <w:tc>
+          <w:tcPr>
+            <w:tcW w:type="dxa" w:w="2324"/>
+            <w:vAlign w:val="top"/>
+          </w:tcPr>
+          <w:p>
+            <w:r>
+              <w:rPr>
+                <w:rFonts w:ascii="Arial" w:hAnsi="Arial" w:eastAsia="Arial"/>
+                <w:b w:val="0"/>
+                <w:sz w:val="16"/>
+              </w:rPr>
+              <w:t>Verdichtete Plattformfahrer</w:t>
+            </w:r>
+          </w:p>
+        </w:tc>
+        <w:tc>
+          <w:tcPr>
+            <w:tcW w:type="dxa" w:w="2268"/>
+            <w:vAlign w:val="top"/>
+          </w:tcPr>
+          <w:p>
+            <w:r>
+              <w:rPr>
+                <w:rFonts w:ascii="Arial" w:hAnsi="Arial" w:eastAsia="Arial"/>
+                <w:b w:val="0"/>
+                <w:sz w:val="16"/>
+              </w:rPr>
+              <w:t>Selim Özkan und zwei weitere</w:t>
+            </w:r>
+          </w:p>
+        </w:tc>
+        <w:tc>
+          <w:tcPr>
+            <w:tcW w:type="dxa" w:w="3061"/>
+            <w:vAlign w:val="top"/>
+          </w:tcPr>
+          <w:p>
+            <w:r>
+              <w:rPr>
+                <w:rFonts w:ascii="Arial" w:hAnsi="Arial" w:eastAsia="Arial"/>
+                <w:b w:val="0"/>
+                <w:sz w:val="16"/>
+              </w:rPr>
+              <w:t>hohe Tourenzahl und feste Kundenschleifen</w:t>
+            </w:r>
+          </w:p>
+        </w:tc>
+        <w:tc>
+          <w:tcPr>
+            <w:tcW w:type="dxa" w:w="3969"/>
+            <w:vAlign w:val="top"/>
+          </w:tcPr>
+          <w:p>
+            <w:r>
+              <w:rPr>
+                <w:rFonts w:ascii="Arial" w:hAnsi="Arial" w:eastAsia="Arial"/>
+                <w:b w:val="0"/>
+                <w:sz w:val="16"/>
+              </w:rPr>
+              <w:t>App-Logs, Chats, Vertretung</w:t>
+            </w:r>
+          </w:p>
+        </w:tc>
+      </w:tr>
+      <w:tr>
+        <w:tc>
+          <w:tcPr>
+            <w:tcW w:type="dxa" w:w="2324"/>
+            <w:vAlign w:val="top"/>
+          </w:tcPr>
+          <w:p>
+            <w:r>
+              <w:rPr>
+                <w:rFonts w:ascii="Arial" w:hAnsi="Arial" w:eastAsia="Arial"/>
+                <w:b w:val="0"/>
+                <w:sz w:val="16"/>
+              </w:rPr>
+              <w:t>später Angestellte</w:t>
+            </w:r>
+          </w:p>
+        </w:tc>
+        <w:tc>
+          <w:tcPr>
+            <w:tcW w:type="dxa" w:w="2268"/>
+            <w:vAlign w:val="top"/>
+          </w:tcPr>
+          <w:p>
+            <w:r>
+              <w:rPr>
+                <w:rFonts w:ascii="Arial" w:hAnsi="Arial" w:eastAsia="Arial"/>
+                <w:b w:val="0"/>
+                <w:sz w:val="16"/>
+              </w:rPr>
+              <w:t>drei Fahrer</w:t>
+            </w:r>
+          </w:p>
+        </w:tc>
+        <w:tc>
+          <w:tcPr>
+            <w:tcW w:type="dxa" w:w="3061"/>
+            <w:vAlign w:val="top"/>
+          </w:tcPr>
+          <w:p>
+            <w:r>
+              <w:rPr>
+                <w:rFonts w:ascii="Arial" w:hAnsi="Arial" w:eastAsia="Arial"/>
+                <w:b w:val="0"/>
+                <w:sz w:val="16"/>
+              </w:rPr>
+              <w:t>Statuswechsel mit geändertem Einsatz</w:t>
+            </w:r>
+          </w:p>
+        </w:tc>
+        <w:tc>
+          <w:tcPr>
+            <w:tcW w:type="dxa" w:w="3969"/>
+            <w:vAlign w:val="top"/>
+          </w:tcPr>
+          <w:p>
+            <w:r>
+              <w:rPr>
+                <w:rFonts w:ascii="Arial" w:hAnsi="Arial" w:eastAsia="Arial"/>
+                <w:b w:val="0"/>
+                <w:sz w:val="16"/>
+              </w:rPr>
+              <w:t>Vorher-nachher-Vergleich</w:t>
             </w:r>
           </w:p>
         </w:tc>
       </w:tr>
     </w:tbl>
+    <w:p/>
     <w:p>
       <w:pPr>
-        <w:spacing w:line="259" w:lineRule="auto" w:after="60"/>
-        <w:jc w:val="left"/>
+        <w:pStyle w:val="Heading1"/>
       </w:pPr>
       <w:r>
-        <w:t>Arbeitsstand: Nicht alle Fahrer gleich behandeln. Selim Özkan ist der kritischste Fall wegen Verdichtung ab Oktober 2025. Jana Rüther fuhr nur Wochenenden, hat parallel eine Festanstellung. Pavel Kowalenko betreibt ein eigenes Kurierkleingewerbe mit drei Auftraggebern. Für die Stellungnahme sollten Fallgruppen gebildet werden: echte Gelegenheitsfahrer, Mehr-Auftraggeber-Fahrer, verdichtete Plattformfahrer und spätere Angestellte.</w:t>
+        <w:t>4. Zeugenzuordnung</w:t>
+      </w:r>
+    </w:p>
+    <w:p>
+      <w:pPr>
+        <w:jc w:val="both"/>
+      </w:pPr>
+      <w:r>
+        <w:rPr>
+          <w:rFonts w:ascii="Arial" w:hAnsi="Arial" w:eastAsia="Arial"/>
+          <w:b w:val="0"/>
+          <w:sz w:val="21"/>
+        </w:rPr>
+        <w:t>Disponentin Nadine Kranz kann zu Tourenvergabe und Ranking aussagen. Selim Özkan und Emre Yildiz sind zu tatsächlicher Ablehnung, Vertretung und Vergütung zu befragen. Kundenbeschwerden dürfen nur mit Datum, Tour und Reaktion verwendet werden. Allgemeine Wertungen wie zuverlässig oder frei ersetzen keine Tatsachen.</w:t>
+      </w:r>
+    </w:p>
+    <w:p>
+      <w:pPr>
+        <w:pStyle w:val="Heading1"/>
+      </w:pPr>
+      <w:r>
+        <w:t>5. Arbeitsregel</w:t>
+      </w:r>
+    </w:p>
+    <w:p>
+      <w:pPr>
+        <w:jc w:val="both"/>
+      </w:pPr>
+      <w:r>
+        <w:rPr>
+          <w:rFonts w:ascii="Arial" w:hAnsi="Arial" w:eastAsia="Arial"/>
+          <w:b w:val="0"/>
+          <w:sz w:val="21"/>
+        </w:rPr>
+        <w:t>Für jede Person entsteht ein eigenes Monatsblatt. Tatsachen werden nur übernommen, wenn Vertrag, Systemexport, Nachricht, Abrechnung oder benannte Auskunftsperson zugeordnet sind. Die Beitragsrechnung wird erst nach der Status- und Zeitraumsmatrix geprüft.</w:t>
+      </w:r>
+    </w:p>
+    <w:p>
+      <w:pPr>
+        <w:spacing w:before="280"/>
+      </w:pPr>
+      <w:r>
+        <w:rPr>
+          <w:rFonts w:ascii="Arial" w:hAnsi="Arial" w:eastAsia="Arial"/>
+          <w:b/>
+          <w:sz w:val="21"/>
+        </w:rPr>
+        <w:t>Jan Kappes</w:t>
+      </w:r>
+    </w:p>
+    <w:p>
+      <w:pPr>
+        <w:spacing w:after="0"/>
+      </w:pPr>
+      <w:r>
+        <w:rPr>
+          <w:rFonts w:ascii="Arial" w:hAnsi="Arial" w:eastAsia="Arial"/>
+          <w:b w:val="0"/>
+          <w:color w:val="5C6569"/>
+          <w:sz w:val="18"/>
+        </w:rPr>
+        <w:t>Rentenberater</w:t>
       </w:r>
     </w:p>
     <w:sectPr>
       <w:headerReference w:type="default" r:id="rId9"/>
       <w:footerReference w:type="default" r:id="rId10"/>
       <w:pgSz w:w="11906" w:h="16838"/>
-      <w:pgMar w:top="1191" w:right="1247" w:bottom="1134" w:left="1361" w:header="720" w:footer="720" w:gutter="0"/>
+      <w:pgMar w:top="1247" w:right="1134" w:bottom="1134" w:left="1332" w:header="454" w:footer="454" w:gutter="0"/>
       <w:cols w:space="720"/>
       <w:docGrid w:linePitch="360"/>
     </w:sectPr>
@@ -637,19 +1308,68 @@
   <w:p>
     <w:pPr>
       <w:pStyle w:val="Footer"/>
-      <w:jc w:val="left"/>
-    </w:pPr>
-    <w:r/>
-    <w:r>
-      <w:rPr>
-        <w:rFonts w:ascii="Times New Roman" w:hAnsi="Times New Roman"/>
-        <w:b w:val="0"/>
-        <w:color w:val="777777"/>
-        <w:sz w:val="17"/>
-      </w:rPr>
-      <w:t>Vertraulich | Bearbeitungsstand Juli 2026 | nur zur Aktenbearbeitung</w:t>
-    </w:r>
+    </w:pPr>
   </w:p>
+  <w:tbl>
+    <w:tblPr>
+      <w:tblW w:type="auto" w:w="0"/>
+      <w:jc w:val="center"/>
+      <w:tblLayout w:type="fixed"/>
+      <w:tblLook w:firstColumn="1" w:firstRow="1" w:lastColumn="0" w:lastRow="0" w:noHBand="0" w:noVBand="1" w:val="04A0"/>
+    </w:tblPr>
+    <w:tblGrid>
+      <w:gridCol w:w="7257"/>
+      <w:gridCol w:w="2154"/>
+    </w:tblGrid>
+    <w:tr>
+      <w:tc>
+        <w:tcPr>
+          <w:tcW w:type="dxa" w:w="7257"/>
+        </w:tcPr>
+        <w:p>
+          <w:r>
+            <w:rPr>
+              <w:rFonts w:ascii="Arial" w:hAnsi="Arial" w:eastAsia="Arial"/>
+              <w:b w:val="0"/>
+              <w:color w:val="5C6569"/>
+              <w:sz w:val="14"/>
+            </w:rPr>
+            <w:t>Mandat 26-STA-088 · RuhrKurier GmbH</w:t>
+          </w:r>
+        </w:p>
+      </w:tc>
+      <w:tc>
+        <w:tcPr>
+          <w:tcW w:type="dxa" w:w="2154"/>
+        </w:tcPr>
+        <w:p>
+          <w:pPr>
+            <w:jc w:val="right"/>
+          </w:pPr>
+          <w:r>
+            <w:rPr>
+              <w:rFonts w:ascii="Arial" w:hAnsi="Arial" w:eastAsia="Arial"/>
+              <w:b w:val="0"/>
+              <w:color w:val="5C6569"/>
+              <w:sz w:val="14"/>
+            </w:rPr>
+            <w:t xml:space="preserve">Seite </w:t>
+          </w:r>
+          <w:r>
+            <w:rPr>
+              <w:rFonts w:ascii="Arial" w:hAnsi="Arial" w:eastAsia="Arial"/>
+              <w:b w:val="0"/>
+              <w:color w:val="5C6569"/>
+              <w:sz w:val="14"/>
+            </w:rPr>
+            <w:fldChar w:fldCharType="begin"/>
+            <w:instrText xml:space="preserve">PAGE</w:instrText>
+            <w:fldChar w:fldCharType="end"/>
+          </w:r>
+        </w:p>
+      </w:tc>
+    </w:tr>
+  </w:tbl>
 </w:ftr>
 </file>
 
@@ -658,18 +1378,58 @@
   <w:p>
     <w:pPr>
       <w:pStyle w:val="Header"/>
-      <w:jc w:val="left"/>
-    </w:pPr>
-    <w:r/>
+      <w:spacing w:after="20"/>
+    </w:pPr>
     <w:r>
       <w:rPr>
-        <w:rFonts w:ascii="Times New Roman" w:hAnsi="Times New Roman"/>
+        <w:rFonts w:ascii="Arial" w:hAnsi="Arial" w:eastAsia="Arial"/>
+        <w:b/>
+        <w:color w:val="173941"/>
+        <w:sz w:val="19"/>
+      </w:rPr>
+      <w:t>Rentenberatung Jan Kappes</w:t>
+    </w:r>
+  </w:p>
+  <w:p>
+    <w:pPr>
+      <w:spacing w:after="0"/>
+    </w:pPr>
+    <w:r>
+      <w:rPr>
+        <w:rFonts w:ascii="Arial" w:hAnsi="Arial" w:eastAsia="Arial"/>
         <w:b w:val="0"/>
-        <w:i w:val="0"/>
-        <w:color w:val="666666"/>
-        <w:sz w:val="17"/>
-      </w:rPr>
-      <w:t>Rentenberatung Jessen &amp; Kollegium | Renten- und Versorgungsakte | Bearbeitungsstand Juli 2026</w:t>
+        <w:color w:val="5C6569"/>
+        <w:sz w:val="14"/>
+      </w:rPr>
+      <w:t>Rüttenscheider Straße 112 · 45131 Essen</w:t>
+    </w:r>
+  </w:p>
+  <w:p>
+    <w:pPr>
+      <w:spacing w:after="0"/>
+    </w:pPr>
+    <w:r>
+      <w:rPr>
+        <w:rFonts w:ascii="Arial" w:hAnsi="Arial" w:eastAsia="Arial"/>
+        <w:b w:val="0"/>
+        <w:color w:val="5C6569"/>
+        <w:sz w:val="14"/>
+      </w:rPr>
+      <w:t>Telefon 0201 87931-0 · Telefax 0201 87931-19 · post@rentenberatung-kappes.de</w:t>
+    </w:r>
+  </w:p>
+  <w:p>
+    <w:pPr>
+      <w:spacing w:after="0"/>
+    </w:pPr>
+    <w:r>
+      <w:rPr>
+        <w:rFonts w:ascii="Arial" w:hAnsi="Arial" w:eastAsia="Arial"/>
+        <w:b w:val="0"/>
+        <w:color w:val="5C6569"/>
+        <w:sz w:val="14"/>
+      </w:rPr>
+      <w:t>Rentenberater Jan Kappes · Registriert im Rechtsdienstleistungsregister</w:t>
     </w:r>
   </w:p>
 </w:hdr>
@@ -1038,9 +1798,13 @@
     <w:name w:val="Normal"/>
     <w:qFormat/>
     <w:rsid w:val="00FC693F"/>
+    <w:pPr>
+      <w:spacing w:after="120" w:line="259" w:lineRule="auto"/>
+      <w:widowControl/>
+    </w:pPr>
     <w:rPr>
-      <w:rFonts w:ascii="Times New Roman" w:hAnsi="Times New Roman"/>
-      <w:sz w:val="22"/>
+      <w:rFonts w:ascii="Arial" w:hAnsi="Arial"/>
+      <w:sz w:val="21"/>
     </w:rPr>
   </w:style>
   <w:style w:type="paragraph" w:styleId="Header">
@@ -1098,14 +1862,15 @@
     <w:pPr>
       <w:keepNext/>
       <w:keepLines/>
-      <w:spacing w:before="480" w:after="0"/>
+      <w:spacing w:before="200" w:after="120"/>
       <w:outlineLvl w:val="0"/>
     </w:pPr>
     <w:rPr>
-      <w:rFonts w:asciiTheme="majorHAnsi" w:eastAsiaTheme="majorEastAsia" w:hAnsiTheme="majorHAnsi" w:cstheme="majorBidi" w:ascii="Times New Roman" w:hAnsi="Times New Roman"/>
+      <w:rFonts w:asciiTheme="majorHAnsi" w:eastAsiaTheme="majorEastAsia" w:hAnsiTheme="majorHAnsi" w:cstheme="majorBidi" w:ascii="Arial" w:hAnsi="Arial"/>
       <w:b/>
       <w:bCs/>
-      <w:sz w:val="28"/>
+      <w:color w:val="173941"/>
+      <w:sz w:val="26"/>
       <w:szCs w:val="28"/>
     </w:rPr>
   </w:style>
@@ -1121,14 +1886,15 @@
     <w:pPr>
       <w:keepNext/>
       <w:keepLines/>
-      <w:spacing w:before="200" w:after="0"/>
+      <w:spacing w:before="200" w:after="120"/>
       <w:outlineLvl w:val="1"/>
     </w:pPr>
     <w:rPr>
-      <w:rFonts w:asciiTheme="majorHAnsi" w:eastAsiaTheme="majorEastAsia" w:hAnsiTheme="majorHAnsi" w:cstheme="majorBidi" w:ascii="Times New Roman" w:hAnsi="Times New Roman"/>
+      <w:rFonts w:asciiTheme="majorHAnsi" w:eastAsiaTheme="majorEastAsia" w:hAnsiTheme="majorHAnsi" w:cstheme="majorBidi" w:ascii="Arial" w:hAnsi="Arial"/>
       <w:b/>
       <w:bCs/>
-      <w:sz w:val="24"/>
+      <w:color w:val="173941"/>
+      <w:sz w:val="22"/>
       <w:szCs w:val="26"/>
     </w:rPr>
   </w:style>
@@ -1148,10 +1914,10 @@
       <w:outlineLvl w:val="2"/>
     </w:pPr>
     <w:rPr>
-      <w:rFonts w:asciiTheme="majorHAnsi" w:eastAsiaTheme="majorEastAsia" w:hAnsiTheme="majorHAnsi" w:cstheme="majorBidi" w:ascii="Times New Roman" w:hAnsi="Times New Roman"/>
+      <w:rFonts w:asciiTheme="majorHAnsi" w:eastAsiaTheme="majorEastAsia" w:hAnsiTheme="majorHAnsi" w:cstheme="majorBidi"/>
       <w:b/>
       <w:bCs/>
-      <w:sz w:val="22"/>
+      <w:color w:val="4F81BD" w:themeColor="accent1"/>
     </w:rPr>
   </w:style>
   <w:style w:type="paragraph" w:styleId="Heading4">
@@ -1382,19 +2148,20 @@
     <w:qFormat/>
     <w:rsid w:val="00FC693F"/>
     <w:pPr>
+      <w:keepNext/>
       <w:pBdr>
         <w:bottom w:val="single" w:sz="8" w:space="4" w:color="4F81BD" w:themeColor="accent1"/>
       </w:pBdr>
-      <w:spacing w:after="300" w:line="240" w:lineRule="auto"/>
+      <w:spacing w:after="120" w:line="240" w:lineRule="auto" w:before="0"/>
       <w:contextualSpacing/>
     </w:pPr>
     <w:rPr>
-      <w:rFonts w:asciiTheme="majorHAnsi" w:eastAsiaTheme="majorEastAsia" w:hAnsiTheme="majorHAnsi" w:cstheme="majorBidi" w:ascii="Times New Roman" w:hAnsi="Times New Roman"/>
+      <w:rFonts w:asciiTheme="majorHAnsi" w:eastAsiaTheme="majorEastAsia" w:hAnsiTheme="majorHAnsi" w:cstheme="majorBidi" w:ascii="Arial" w:hAnsi="Arial"/>
       <w:b/>
-      <w:color w:val="17365D" w:themeColor="text2" w:themeShade="BF"/>
+      <w:color w:val="173941"/>
       <w:spacing w:val="5"/>
       <w:kern w:val="28"/>
-      <w:sz w:val="30"/>
+      <w:sz w:val="36"/>
       <w:szCs w:val="52"/>
     </w:rPr>
   </w:style>
